--- a/branding/example/nodejs/public/elixir/brand/templates/ar/worksheet-fractions.docx
+++ b/branding/example/nodejs/public/elixir/brand/templates/ar/worksheet-fractions.docx
@@ -2013,9 +2013,13 @@
                 <w:sz w:val="44"/>
                 <w:szCs w:val="44"/>
                 <w:rFonts w:ascii="DejaVu Sans" w:hAnsi="DejaVu Sans" w:eastAsia="DejaVu Sans" w:cs="DejaVu Sans"/>
+                <w:b w:val="0"/>
+                <w:bCs w:val="0"/>
+                <w:i w:val="0"/>
+                <w:iCs w:val="0"/>
                 <w:rtl w:val="0"/>
               </w:rPr>
-              <w:sym w:font="DejaVu Sans" w:char="F04A"/>
+              <w:t>☺</w:t>
             </w:r>
           </w:p>
         </w:tc>
@@ -2036,9 +2040,13 @@
                 <w:sz w:val="44"/>
                 <w:szCs w:val="44"/>
                 <w:rFonts w:ascii="DejaVu Sans" w:hAnsi="DejaVu Sans" w:eastAsia="DejaVu Sans" w:cs="DejaVu Sans"/>
+                <w:b w:val="0"/>
+                <w:bCs w:val="0"/>
+                <w:i w:val="0"/>
+                <w:iCs w:val="0"/>
                 <w:rtl w:val="0"/>
               </w:rPr>
-              <w:sym w:font="DejaVu Sans" w:char="F04B"/>
+              <w:t>😐</w:t>
             </w:r>
           </w:p>
         </w:tc>
@@ -2059,9 +2067,13 @@
                 <w:sz w:val="44"/>
                 <w:szCs w:val="44"/>
                 <w:rFonts w:ascii="DejaVu Sans" w:hAnsi="DejaVu Sans" w:eastAsia="DejaVu Sans" w:cs="DejaVu Sans"/>
+                <w:b w:val="0"/>
+                <w:bCs w:val="0"/>
+                <w:i w:val="0"/>
+                <w:iCs w:val="0"/>
                 <w:rtl w:val="0"/>
               </w:rPr>
-              <w:sym w:font="DejaVu Sans" w:char="F04C"/>
+              <w:t>☹</w:t>
             </w:r>
           </w:p>
         </w:tc>
@@ -2302,8 +2314,8 @@
       </w:pPr>
       <w:r>
         <w:rPr>
-          <w:i/>
-          <w:iCs/>
+          <w:i w:val="0"/>
+          <w:iCs w:val="0"/>
           <w:rFonts w:ascii="DejaVu Sans" w:hAnsi="DejaVu Sans" w:eastAsia="DejaVu Sans" w:cs="DejaVu Sans"/>
           <w:rtl w:val="1"/>
         </w:rPr>
